--- a/tillsyn/A 9633-2025 tillsynsbegäran.docx
+++ b/tillsyn/A 9633-2025 tillsynsbegäran.docx
@@ -888,7 +888,7 @@
     <w:r>
       <w:tab/>
       <w:tab/>
-      <w:t>2026-09-14</w:t>
+      <w:t>2026-09-15</w:t>
       <w:br/>
       <w:br/>
     </w:r>

--- a/tillsyn/A 9633-2025 tillsynsbegäran.docx
+++ b/tillsyn/A 9633-2025 tillsynsbegäran.docx
@@ -22,7 +22,7 @@
       <w:r>
         <w:drawing>
           <wp:inline xmlns:a="http://schemas.openxmlformats.org/drawingml/2006/main" xmlns:pic="http://schemas.openxmlformats.org/drawingml/2006/picture">
-            <wp:extent cx="5486400" cy="5380820"/>
+            <wp:extent cx="5486400" cy="5480744"/>
             <wp:docPr id="1" name="Picture 1"/>
             <wp:cNvGraphicFramePr>
               <a:graphicFrameLocks noChangeAspect="1"/>
@@ -43,7 +43,7 @@
                   <pic:spPr>
                     <a:xfrm>
                       <a:off x="0" y="0"/>
-                      <a:ext cx="5486400" cy="5380820"/>
+                      <a:ext cx="5486400" cy="5480744"/>
                     </a:xfrm>
                     <a:prstGeom prst="rect"/>
                   </pic:spPr>
@@ -65,7 +65,7 @@
     </w:p>
     <w:p>
       <w:r>
-        <w:t>I och inom 22 meter från avverkningsanmälan finns fynd av 11 naturvårdsarter, varav 4 är rödlistade, 10 är fridlysta och 5 är typiska (T): kritsuga (CR, §8), grönfink (VU, §4), mindre hackspett (NT, T, §4), sårläka (NT, T), blåsippa (T, §9), nattskärra (T, §4), spillkråka (T, §4), hasselmus (§4a), ärtsångare (§4), vanlig padda (§6) och gullviva (§9). Se Figur 1.</w:t>
+        <w:t>I och inom 22 meter från avverkningsanmälan finns fynd av 12 naturvårdsarter, varav 5 är rödlistade, 10 är fridlysta och 5 är typiska (T): kritsuga (CR, §8), grönfink (VU, §4), mindre hackspett (NT, T, §4), sårläka (NT, T), tjockfotad fingersvamp (NT), blåsippa (T, §9), nattskärra (T, §4), spillkråka (T, §4), hasselmus (§4a), ärtsångare (§4), vanlig padda (§6) och gullviva (§9). Se Figur 1.</w:t>
       </w:r>
     </w:p>
     <w:p>
@@ -151,6 +151,17 @@
       </w:r>
       <w:r>
         <w:t xml:space="preserve"> samt värdväxt för den rödlistade fjärilen sårläkeplattmal (NT) (SLU Artdatabanken, 2026; Nitare &amp; Skogsstyrelsen, 2019).</w:t>
+      </w:r>
+    </w:p>
+    <w:p>
+      <w:r>
+        <w:rPr>
+          <w:b/>
+        </w:rPr>
+        <w:t xml:space="preserve">Tjockfotad fingersvamp (NT) </w:t>
+      </w:r>
+      <w:r>
+        <w:t>bildar mykorrhiza med gran, eventuellt även med tall, i örtrika kalkbarrskogar, samt med bok och ek i ädellövskog på kalkrik mark. Den totala populationen i landet bedöms ha minskat under de senaste 50 åren och förväntas fortsätta minska, främst på grund av slutavverkning av äldre barrskog. Minskningstakten för den svenska populationen bedöms vara nära gränsvärdet för sårbar (VU). Slutavverkning, gödsling eller exploatering måste undvikas (SLU Artdatabanken, 2026).</w:t>
       </w:r>
     </w:p>
     <w:p>
@@ -888,7 +899,7 @@
     <w:r>
       <w:tab/>
       <w:tab/>
-      <w:t>2026-09-15</w:t>
+      <w:t>2026-09-16</w:t>
       <w:br/>
       <w:br/>
     </w:r>

--- a/tillsyn/A 9633-2025 tillsynsbegäran.docx
+++ b/tillsyn/A 9633-2025 tillsynsbegäran.docx
@@ -899,7 +899,7 @@
     <w:r>
       <w:tab/>
       <w:tab/>
-      <w:t>2026-09-16</w:t>
+      <w:t>2026-09-17</w:t>
       <w:br/>
       <w:br/>
     </w:r>

--- a/tillsyn/A 9633-2025 tillsynsbegäran.docx
+++ b/tillsyn/A 9633-2025 tillsynsbegäran.docx
@@ -899,7 +899,7 @@
     <w:r>
       <w:tab/>
       <w:tab/>
-      <w:t>2026-09-17</w:t>
+      <w:t>2026-09-18</w:t>
       <w:br/>
       <w:br/>
     </w:r>

--- a/tillsyn/A 9633-2025 tillsynsbegäran.docx
+++ b/tillsyn/A 9633-2025 tillsynsbegäran.docx
@@ -899,7 +899,7 @@
     <w:r>
       <w:tab/>
       <w:tab/>
-      <w:t>2026-09-18</w:t>
+      <w:t>2026-09-19</w:t>
       <w:br/>
       <w:br/>
     </w:r>

--- a/tillsyn/A 9633-2025 tillsynsbegäran.docx
+++ b/tillsyn/A 9633-2025 tillsynsbegäran.docx
@@ -899,7 +899,7 @@
     <w:r>
       <w:tab/>
       <w:tab/>
-      <w:t>2026-09-19</w:t>
+      <w:t>2026-09-21</w:t>
       <w:br/>
       <w:br/>
     </w:r>

--- a/tillsyn/A 9633-2025 tillsynsbegäran.docx
+++ b/tillsyn/A 9633-2025 tillsynsbegäran.docx
@@ -899,7 +899,7 @@
     <w:r>
       <w:tab/>
       <w:tab/>
-      <w:t>2026-09-21</w:t>
+      <w:t>2026-09-23</w:t>
       <w:br/>
       <w:br/>
     </w:r>

--- a/tillsyn/A 9633-2025 tillsynsbegäran.docx
+++ b/tillsyn/A 9633-2025 tillsynsbegäran.docx
@@ -899,7 +899,7 @@
     <w:r>
       <w:tab/>
       <w:tab/>
-      <w:t>2026-09-23</w:t>
+      <w:t>2026-09-24</w:t>
       <w:br/>
       <w:br/>
     </w:r>

--- a/tillsyn/A 9633-2025 tillsynsbegäran.docx
+++ b/tillsyn/A 9633-2025 tillsynsbegäran.docx
@@ -899,7 +899,7 @@
     <w:r>
       <w:tab/>
       <w:tab/>
-      <w:t>2026-09-24</w:t>
+      <w:t>2026-09-25</w:t>
       <w:br/>
       <w:br/>
     </w:r>

--- a/tillsyn/A 9633-2025 tillsynsbegäran.docx
+++ b/tillsyn/A 9633-2025 tillsynsbegäran.docx
@@ -899,7 +899,7 @@
     <w:r>
       <w:tab/>
       <w:tab/>
-      <w:t>2026-09-25</w:t>
+      <w:t>2026-09-26</w:t>
       <w:br/>
       <w:br/>
     </w:r>

--- a/tillsyn/A 9633-2025 tillsynsbegäran.docx
+++ b/tillsyn/A 9633-2025 tillsynsbegäran.docx
@@ -899,7 +899,7 @@
     <w:r>
       <w:tab/>
       <w:tab/>
-      <w:t>2026-09-26</w:t>
+      <w:t>2026-09-27</w:t>
       <w:br/>
       <w:br/>
     </w:r>

--- a/tillsyn/A 9633-2025 tillsynsbegäran.docx
+++ b/tillsyn/A 9633-2025 tillsynsbegäran.docx
@@ -899,7 +899,7 @@
     <w:r>
       <w:tab/>
       <w:tab/>
-      <w:t>2026-09-27</w:t>
+      <w:t>2026-09-28</w:t>
       <w:br/>
       <w:br/>
     </w:r>

--- a/tillsyn/A 9633-2025 tillsynsbegäran.docx
+++ b/tillsyn/A 9633-2025 tillsynsbegäran.docx
@@ -899,7 +899,7 @@
     <w:r>
       <w:tab/>
       <w:tab/>
-      <w:t>2026-09-28</w:t>
+      <w:t>2026-09-29</w:t>
       <w:br/>
       <w:br/>
     </w:r>

--- a/tillsyn/A 9633-2025 tillsynsbegäran.docx
+++ b/tillsyn/A 9633-2025 tillsynsbegäran.docx
@@ -899,7 +899,7 @@
     <w:r>
       <w:tab/>
       <w:tab/>
-      <w:t>2026-09-29</w:t>
+      <w:t>2026-09-30</w:t>
       <w:br/>
       <w:br/>
     </w:r>

--- a/tillsyn/A 9633-2025 tillsynsbegäran.docx
+++ b/tillsyn/A 9633-2025 tillsynsbegäran.docx
@@ -899,7 +899,7 @@
     <w:r>
       <w:tab/>
       <w:tab/>
-      <w:t>2026-09-30</w:t>
+      <w:t>2026-10-01</w:t>
       <w:br/>
       <w:br/>
     </w:r>

--- a/tillsyn/A 9633-2025 tillsynsbegäran.docx
+++ b/tillsyn/A 9633-2025 tillsynsbegäran.docx
@@ -899,7 +899,7 @@
     <w:r>
       <w:tab/>
       <w:tab/>
-      <w:t>2026-10-01</w:t>
+      <w:t>2026-10-02</w:t>
       <w:br/>
       <w:br/>
     </w:r>

--- a/tillsyn/A 9633-2025 tillsynsbegäran.docx
+++ b/tillsyn/A 9633-2025 tillsynsbegäran.docx
@@ -899,7 +899,7 @@
     <w:r>
       <w:tab/>
       <w:tab/>
-      <w:t>2026-10-02</w:t>
+      <w:t>2026-10-03</w:t>
       <w:br/>
       <w:br/>
     </w:r>

--- a/tillsyn/A 9633-2025 tillsynsbegäran.docx
+++ b/tillsyn/A 9633-2025 tillsynsbegäran.docx
@@ -899,7 +899,7 @@
     <w:r>
       <w:tab/>
       <w:tab/>
-      <w:t>2026-10-03</w:t>
+      <w:t>2026-10-04</w:t>
       <w:br/>
       <w:br/>
     </w:r>

--- a/tillsyn/A 9633-2025 tillsynsbegäran.docx
+++ b/tillsyn/A 9633-2025 tillsynsbegäran.docx
@@ -899,7 +899,7 @@
     <w:r>
       <w:tab/>
       <w:tab/>
-      <w:t>2026-10-04</w:t>
+      <w:t>2026-10-05</w:t>
       <w:br/>
       <w:br/>
     </w:r>

--- a/tillsyn/A 9633-2025 tillsynsbegäran.docx
+++ b/tillsyn/A 9633-2025 tillsynsbegäran.docx
@@ -899,7 +899,7 @@
     <w:r>
       <w:tab/>
       <w:tab/>
-      <w:t>2026-10-05</w:t>
+      <w:t>2026-10-06</w:t>
       <w:br/>
       <w:br/>
     </w:r>

--- a/tillsyn/A 9633-2025 tillsynsbegäran.docx
+++ b/tillsyn/A 9633-2025 tillsynsbegäran.docx
@@ -899,7 +899,7 @@
     <w:r>
       <w:tab/>
       <w:tab/>
-      <w:t>2026-10-06</w:t>
+      <w:t>2026-10-07</w:t>
       <w:br/>
       <w:br/>
     </w:r>

--- a/tillsyn/A 9633-2025 tillsynsbegäran.docx
+++ b/tillsyn/A 9633-2025 tillsynsbegäran.docx
@@ -899,7 +899,7 @@
     <w:r>
       <w:tab/>
       <w:tab/>
-      <w:t>2026-10-07</w:t>
+      <w:t>2026-10-08</w:t>
       <w:br/>
       <w:br/>
     </w:r>

--- a/tillsyn/A 9633-2025 tillsynsbegäran.docx
+++ b/tillsyn/A 9633-2025 tillsynsbegäran.docx
@@ -899,7 +899,7 @@
     <w:r>
       <w:tab/>
       <w:tab/>
-      <w:t>2026-10-08</w:t>
+      <w:t>2026-10-09</w:t>
       <w:br/>
       <w:br/>
     </w:r>

--- a/tillsyn/A 9633-2025 tillsynsbegäran.docx
+++ b/tillsyn/A 9633-2025 tillsynsbegäran.docx
@@ -899,7 +899,7 @@
     <w:r>
       <w:tab/>
       <w:tab/>
-      <w:t>2026-10-09</w:t>
+      <w:t>2026-10-10</w:t>
       <w:br/>
       <w:br/>
     </w:r>

--- a/tillsyn/A 9633-2025 tillsynsbegäran.docx
+++ b/tillsyn/A 9633-2025 tillsynsbegäran.docx
@@ -899,7 +899,7 @@
     <w:r>
       <w:tab/>
       <w:tab/>
-      <w:t>2026-10-10</w:t>
+      <w:t>2026-10-11</w:t>
       <w:br/>
       <w:br/>
     </w:r>

--- a/tillsyn/A 9633-2025 tillsynsbegäran.docx
+++ b/tillsyn/A 9633-2025 tillsynsbegäran.docx
@@ -899,7 +899,7 @@
     <w:r>
       <w:tab/>
       <w:tab/>
-      <w:t>2026-10-11</w:t>
+      <w:t>2026-10-12</w:t>
       <w:br/>
       <w:br/>
     </w:r>

--- a/tillsyn/A 9633-2025 tillsynsbegäran.docx
+++ b/tillsyn/A 9633-2025 tillsynsbegäran.docx
@@ -899,7 +899,7 @@
     <w:r>
       <w:tab/>
       <w:tab/>
-      <w:t>2026-10-12</w:t>
+      <w:t>2026-10-13</w:t>
       <w:br/>
       <w:br/>
     </w:r>

--- a/tillsyn/A 9633-2025 tillsynsbegäran.docx
+++ b/tillsyn/A 9633-2025 tillsynsbegäran.docx
@@ -899,7 +899,7 @@
     <w:r>
       <w:tab/>
       <w:tab/>
-      <w:t>2026-10-13</w:t>
+      <w:t>2026-10-14</w:t>
       <w:br/>
       <w:br/>
     </w:r>

--- a/tillsyn/A 9633-2025 tillsynsbegäran.docx
+++ b/tillsyn/A 9633-2025 tillsynsbegäran.docx
@@ -899,7 +899,7 @@
     <w:r>
       <w:tab/>
       <w:tab/>
-      <w:t>2026-10-14</w:t>
+      <w:t>2026-10-15</w:t>
       <w:br/>
       <w:br/>
     </w:r>

--- a/tillsyn/A 9633-2025 tillsynsbegäran.docx
+++ b/tillsyn/A 9633-2025 tillsynsbegäran.docx
@@ -899,7 +899,7 @@
     <w:r>
       <w:tab/>
       <w:tab/>
-      <w:t>2026-10-15</w:t>
+      <w:t>2026-10-16</w:t>
       <w:br/>
       <w:br/>
     </w:r>

--- a/tillsyn/A 9633-2025 tillsynsbegäran.docx
+++ b/tillsyn/A 9633-2025 tillsynsbegäran.docx
@@ -899,7 +899,7 @@
     <w:r>
       <w:tab/>
       <w:tab/>
-      <w:t>2026-10-16</w:t>
+      <w:t>2026-10-17</w:t>
       <w:br/>
       <w:br/>
     </w:r>

--- a/tillsyn/A 9633-2025 tillsynsbegäran.docx
+++ b/tillsyn/A 9633-2025 tillsynsbegäran.docx
@@ -899,7 +899,7 @@
     <w:r>
       <w:tab/>
       <w:tab/>
-      <w:t>2026-10-17</w:t>
+      <w:t>2026-10-18</w:t>
       <w:br/>
       <w:br/>
     </w:r>

--- a/tillsyn/A 9633-2025 tillsynsbegäran.docx
+++ b/tillsyn/A 9633-2025 tillsynsbegäran.docx
@@ -899,7 +899,7 @@
     <w:r>
       <w:tab/>
       <w:tab/>
-      <w:t>2026-10-18</w:t>
+      <w:t>2026-10-19</w:t>
       <w:br/>
       <w:br/>
     </w:r>

--- a/tillsyn/A 9633-2025 tillsynsbegäran.docx
+++ b/tillsyn/A 9633-2025 tillsynsbegäran.docx
@@ -899,7 +899,7 @@
     <w:r>
       <w:tab/>
       <w:tab/>
-      <w:t>2026-10-19</w:t>
+      <w:t>2026-10-20</w:t>
       <w:br/>
       <w:br/>
     </w:r>

--- a/tillsyn/A 9633-2025 tillsynsbegäran.docx
+++ b/tillsyn/A 9633-2025 tillsynsbegäran.docx
@@ -899,7 +899,7 @@
     <w:r>
       <w:tab/>
       <w:tab/>
-      <w:t>2026-10-20</w:t>
+      <w:t>2026-10-21</w:t>
       <w:br/>
       <w:br/>
     </w:r>

--- a/tillsyn/A 9633-2025 tillsynsbegäran.docx
+++ b/tillsyn/A 9633-2025 tillsynsbegäran.docx
@@ -899,7 +899,7 @@
     <w:r>
       <w:tab/>
       <w:tab/>
-      <w:t>2026-10-21</w:t>
+      <w:t>2026-10-22</w:t>
       <w:br/>
       <w:br/>
     </w:r>

--- a/tillsyn/A 9633-2025 tillsynsbegäran.docx
+++ b/tillsyn/A 9633-2025 tillsynsbegäran.docx
@@ -899,7 +899,7 @@
     <w:r>
       <w:tab/>
       <w:tab/>
-      <w:t>2026-10-22</w:t>
+      <w:t>2026-10-23</w:t>
       <w:br/>
       <w:br/>
     </w:r>

--- a/tillsyn/A 9633-2025 tillsynsbegäran.docx
+++ b/tillsyn/A 9633-2025 tillsynsbegäran.docx
@@ -899,7 +899,7 @@
     <w:r>
       <w:tab/>
       <w:tab/>
-      <w:t>2026-10-23</w:t>
+      <w:t>2026-10-24</w:t>
       <w:br/>
       <w:br/>
     </w:r>

--- a/tillsyn/A 9633-2025 tillsynsbegäran.docx
+++ b/tillsyn/A 9633-2025 tillsynsbegäran.docx
@@ -899,7 +899,7 @@
     <w:r>
       <w:tab/>
       <w:tab/>
-      <w:t>2026-10-24</w:t>
+      <w:t>2026-10-25</w:t>
       <w:br/>
       <w:br/>
     </w:r>

--- a/tillsyn/A 9633-2025 tillsynsbegäran.docx
+++ b/tillsyn/A 9633-2025 tillsynsbegäran.docx
@@ -899,7 +899,7 @@
     <w:r>
       <w:tab/>
       <w:tab/>
-      <w:t>2026-10-25</w:t>
+      <w:t>2026-10-26</w:t>
       <w:br/>
       <w:br/>
     </w:r>

--- a/tillsyn/A 9633-2025 tillsynsbegäran.docx
+++ b/tillsyn/A 9633-2025 tillsynsbegäran.docx
@@ -22,7 +22,7 @@
       <w:r>
         <w:drawing>
           <wp:inline xmlns:a="http://schemas.openxmlformats.org/drawingml/2006/main" xmlns:pic="http://schemas.openxmlformats.org/drawingml/2006/picture">
-            <wp:extent cx="5486400" cy="5480744"/>
+            <wp:extent cx="5486400" cy="5509024"/>
             <wp:docPr id="1" name="Picture 1"/>
             <wp:cNvGraphicFramePr>
               <a:graphicFrameLocks noChangeAspect="1"/>
@@ -43,7 +43,7 @@
                   <pic:spPr>
                     <a:xfrm>
                       <a:off x="0" y="0"/>
-                      <a:ext cx="5486400" cy="5480744"/>
+                      <a:ext cx="5486400" cy="5509024"/>
                     </a:xfrm>
                     <a:prstGeom prst="rect"/>
                   </pic:spPr>
@@ -65,7 +65,7 @@
     </w:p>
     <w:p>
       <w:r>
-        <w:t>I och inom 22 meter från avverkningsanmälan finns fynd av 12 naturvårdsarter, varav 5 är rödlistade, 10 är fridlysta och 5 är typiska (T): kritsuga (CR, §8), grönfink (VU, §4), mindre hackspett (NT, T, §4), sårläka (NT, T), tjockfotad fingersvamp (NT), blåsippa (T, §9), nattskärra (T, §4), spillkråka (T, §4), hasselmus (§4a), ärtsångare (§4), vanlig padda (§6) och gullviva (§9). Se Figur 1.</w:t>
+        <w:t>I och inom 22 meter från avverkningsanmälan finns fynd av 13 naturvårdsarter, varav 5 är rödlistade, 11 är fridlysta och 5 är typiska (T): kritsuga (CR, §8), grönfink (VU, §4), mindre hackspett (NT, T, §4), sårläka (NT, T), tjockfotad fingersvamp (NT), blåsippa (T, §9), nattskärra (T, §4), spillkråka (T, §4), hasselmus (§4a), ärtsångare (§4), kopparödla (§6), vanlig padda (§6) och gullviva (§9). Se Figur 1.</w:t>
       </w:r>
     </w:p>
     <w:p>
@@ -899,7 +899,7 @@
     <w:r>
       <w:tab/>
       <w:tab/>
-      <w:t>2026-10-26</w:t>
+      <w:t>2026-10-27</w:t>
       <w:br/>
       <w:br/>
     </w:r>

--- a/tillsyn/A 9633-2025 tillsynsbegäran.docx
+++ b/tillsyn/A 9633-2025 tillsynsbegäran.docx
@@ -899,7 +899,7 @@
     <w:r>
       <w:tab/>
       <w:tab/>
-      <w:t>2026-10-27</w:t>
+      <w:t>2026-10-28</w:t>
       <w:br/>
       <w:br/>
     </w:r>

--- a/tillsyn/A 9633-2025 tillsynsbegäran.docx
+++ b/tillsyn/A 9633-2025 tillsynsbegäran.docx
@@ -899,7 +899,7 @@
     <w:r>
       <w:tab/>
       <w:tab/>
-      <w:t>2026-10-28</w:t>
+      <w:t>2026-10-29</w:t>
       <w:br/>
       <w:br/>
     </w:r>

--- a/tillsyn/A 9633-2025 tillsynsbegäran.docx
+++ b/tillsyn/A 9633-2025 tillsynsbegäran.docx
@@ -899,7 +899,7 @@
     <w:r>
       <w:tab/>
       <w:tab/>
-      <w:t>2026-10-29</w:t>
+      <w:t>2026-10-31</w:t>
       <w:br/>
       <w:br/>
     </w:r>
